--- a/docs/AURIX_SRS_V1.1.docx
+++ b/docs/AURIX_SRS_V1.1.docx
@@ -10203,7 +10203,7 @@
                 <w:sz w:val="19"/>
                 <w:szCs w:val="19"/>
               </w:rPr>
-              <w:t>레시피: 키트 코드, 구성품 목록(종류·개수), 구성품별 선반 위치, 슬롯 좌표, 박스 크기(L, M)</w:t>
+              <w:t>레시피: 키트 코드, 구성품 목록(종류마다 1개), 구성품별 선반 위치, 슬롯 좌표, 박스 크기(L, M)</w:t>
             </w:r>
           </w:p>
         </w:tc>
@@ -26556,7 +26556,7 @@
                 <w:sz w:val="19"/>
                 <w:szCs w:val="19"/>
               </w:rPr>
-              <w:t>키트 코드, 구성품 목록(종류·개수), 구성품별 선반 위치, 슬롯 좌표, 박스 크기</w:t>
+              <w:t>키트 코드, 구성품 목록(종류마다 1개), 구성품별 선반 위치, 슬롯 좌표, 박스 크기</w:t>
             </w:r>
           </w:p>
         </w:tc>

--- a/docs/AURIX_SRS_V1.1.docx
+++ b/docs/AURIX_SRS_V1.1.docx
@@ -24831,7 +24831,7 @@
           <w:sz w:val="19"/>
           <w:szCs w:val="19"/>
         </w:rPr>
-        <w:t>설비 사이의 신호는 Unity 내부 이벤트 버스(CellEvents)로 주고받는다: KitReady, AtInspection, InspectionResult, RejectBinCleared, AtPacking, LidClosed, AtConveyorEnd, KitShipped, StockEmpty, StockRefilled.</w:t>
+        <w:t>설비 사이의 신호는 Unity 내부 이벤트 버스(CellEvents)로 주고받는다: KitReady, AtInspection, InspectionResult, RejectBinCleared, AtPacking, LidClosed, AtConveyorEnd, KitShipped, StockEmpty, StockRefilled, OrderHeld, OrderResumed, StationStateChanged.</w:t>
       </w:r>
     </w:p>
     <w:p>

--- a/docs/AURIX_SRS_V1.1.docx
+++ b/docs/AURIX_SRS_V1.1.docx
@@ -273,7 +273,7 @@
                 <w:sz w:val="19"/>
                 <w:szCs w:val="19"/>
               </w:rPr>
-              <w:t>1</w:t>
+              <w:t>2</w:t>
             </w:r>
           </w:p>
         </w:tc>
@@ -338,7 +338,7 @@
                 <w:sz w:val="19"/>
                 <w:szCs w:val="19"/>
               </w:rPr>
-              <w:t>2026.10.27</w:t>
+              <w:t>2026.10.28</w:t>
             </w:r>
           </w:p>
         </w:tc>
@@ -813,6 +813,123 @@
           <w:p>
             <w:r>
               <w:t>강사 피드백 반영</w:t>
+            </w:r>
+          </w:p>
+        </w:tc>
+      </w:tr>
+      <w:tr>
+        <w:tc>
+          <w:tcPr>
+            <w:tcW w:w="900" w:type="dxa"/>
+            <w:tcBorders>
+              <w:top w:val="single" w:sz="4" w:space="0" w:color="808080"/>
+              <w:left w:val="single" w:sz="4" w:space="0" w:color="808080"/>
+              <w:bottom w:val="single" w:sz="4" w:space="0" w:color="808080"/>
+              <w:right w:val="single" w:sz="4" w:space="0" w:color="808080"/>
+            </w:tcBorders>
+            <w:tcMar>
+              <w:top w:w="60" w:type="dxa"/>
+              <w:left w:w="100" w:type="dxa"/>
+              <w:bottom w:w="60" w:type="dxa"/>
+              <w:right w:w="100" w:type="dxa"/>
+            </w:tcMar>
+            <w:vAlign w:val="center"/>
+          </w:tcPr>
+          <w:p>
+            <w:r>
+              <w:t>v1.2</w:t>
+            </w:r>
+          </w:p>
+        </w:tc>
+        <w:tc>
+          <w:tcPr>
+            <w:tcW w:w="1500" w:type="dxa"/>
+            <w:tcBorders>
+              <w:top w:val="single" w:sz="4" w:space="0" w:color="808080"/>
+              <w:left w:val="single" w:sz="4" w:space="0" w:color="808080"/>
+              <w:bottom w:val="single" w:sz="4" w:space="0" w:color="808080"/>
+              <w:right w:val="single" w:sz="4" w:space="0" w:color="808080"/>
+            </w:tcBorders>
+            <w:tcMar>
+              <w:top w:w="60" w:type="dxa"/>
+              <w:left w:w="100" w:type="dxa"/>
+              <w:bottom w:w="60" w:type="dxa"/>
+              <w:right w:w="100" w:type="dxa"/>
+            </w:tcMar>
+            <w:vAlign w:val="center"/>
+          </w:tcPr>
+          <w:p>
+            <w:r>
+              <w:t>2026.10.28</w:t>
+            </w:r>
+          </w:p>
+        </w:tc>
+        <w:tc>
+          <w:tcPr>
+            <w:tcW w:w="1300" w:type="dxa"/>
+            <w:tcBorders>
+              <w:top w:val="single" w:sz="4" w:space="0" w:color="808080"/>
+              <w:left w:val="single" w:sz="4" w:space="0" w:color="808080"/>
+              <w:bottom w:val="single" w:sz="4" w:space="0" w:color="808080"/>
+              <w:right w:val="single" w:sz="4" w:space="0" w:color="808080"/>
+            </w:tcBorders>
+            <w:tcMar>
+              <w:top w:w="60" w:type="dxa"/>
+              <w:left w:w="100" w:type="dxa"/>
+              <w:bottom w:w="60" w:type="dxa"/>
+              <w:right w:w="100" w:type="dxa"/>
+            </w:tcMar>
+            <w:vAlign w:val="center"/>
+          </w:tcPr>
+          <w:p>
+            <w:r>
+              <w:t>도희정</w:t>
+            </w:r>
+          </w:p>
+        </w:tc>
+        <w:tc>
+          <w:tcPr>
+            <w:tcW w:w="3338" w:type="dxa"/>
+            <w:tcBorders>
+              <w:top w:val="single" w:sz="4" w:space="0" w:color="808080"/>
+              <w:left w:val="single" w:sz="4" w:space="0" w:color="808080"/>
+              <w:bottom w:val="single" w:sz="4" w:space="0" w:color="808080"/>
+              <w:right w:val="single" w:sz="4" w:space="0" w:color="808080"/>
+            </w:tcBorders>
+            <w:tcMar>
+              <w:top w:w="60" w:type="dxa"/>
+              <w:left w:w="100" w:type="dxa"/>
+              <w:bottom w:w="60" w:type="dxa"/>
+              <w:right w:w="100" w:type="dxa"/>
+            </w:tcMar>
+            <w:vAlign w:val="center"/>
+          </w:tcPr>
+          <w:p>
+            <w:r>
+              <w:t>구성품 개수 표현 정리(레시피는 구성품 종류마다 1개), 신호 목록에 OrderHeld·OrderResumed·StationStateChanged 추가(4.4), 고정 누락 슬롯 입력 추가(FR-04), 센서 무응답 판정 값 명시(FR-06), 설비 상태 주기 통지 추가(FR-14)</w:t>
+            </w:r>
+          </w:p>
+        </w:tc>
+        <w:tc>
+          <w:tcPr>
+            <w:tcW w:w="2600" w:type="dxa"/>
+            <w:tcBorders>
+              <w:top w:val="single" w:sz="4" w:space="0" w:color="808080"/>
+              <w:left w:val="single" w:sz="4" w:space="0" w:color="808080"/>
+              <w:bottom w:val="single" w:sz="4" w:space="0" w:color="808080"/>
+              <w:right w:val="single" w:sz="4" w:space="0" w:color="808080"/>
+            </w:tcBorders>
+            <w:tcMar>
+              <w:top w:w="60" w:type="dxa"/>
+              <w:left w:w="100" w:type="dxa"/>
+              <w:bottom w:w="60" w:type="dxa"/>
+              <w:right w:w="100" w:type="dxa"/>
+            </w:tcMar>
+            <w:vAlign w:val="center"/>
+          </w:tcPr>
+          <w:p>
+            <w:r>
+              <w:t>공통 인터페이스 설계 반영</w:t>
             </w:r>
           </w:p>
         </w:tc>
@@ -11838,6 +11955,16 @@
                 <w:sz w:val="19"/>
                 <w:szCs w:val="19"/>
               </w:rPr>
+              <w:t>고정 누락 슬롯 번호: 기본 0(0이면 무작위)</w:t>
+            </w:r>
+          </w:p>
+          <w:p>
+            <w:r>
+              <w:rPr>
+                <w:color w:val="000000"/>
+                <w:sz w:val="19"/>
+                <w:szCs w:val="19"/>
+              </w:rPr>
               <w:t>랜덤 시드: 정수</w:t>
             </w:r>
           </w:p>
@@ -13666,7 +13793,7 @@
                 <w:sz w:val="19"/>
                 <w:szCs w:val="19"/>
               </w:rPr>
-              <w:t>슬롯 센서 응답 없음: 누락으로 판정하고 경고를 기록한다.</w:t>
+              <w:t>슬롯 센서 응답 없음: 누락으로 판정하고 경고를 기록한다. 이때 어느 슬롯인지는 알 수 없다.</w:t>
             </w:r>
           </w:p>
         </w:tc>
@@ -20098,7 +20225,7 @@
                 <w:sz w:val="19"/>
                 <w:szCs w:val="19"/>
               </w:rPr>
-              <w:t>신호가 10초 넘게 없음: 해당 설비를 "응답 없음"으로 표시한다.</w:t>
+              <w:t>신호가 10초 넘게 없음(설비는 상태가 같아도 1초마다 신호를 다시 보낸다): 해당 설비를 "응답 없음"으로 표시한다.</w:t>
             </w:r>
           </w:p>
         </w:tc>
